--- a/report/build/report.docx
+++ b/report/build/report.docx
@@ -9172,7 +9172,7 @@
               <w:ind w:left="480" w:hanging="480"/>
             </w:pPr>
             <w:r>
-              <w:t>test_login_with_wrong_password PASSED                 [  7%]</w:t>
+              <w:t>test_login_with_wrong_password PASSED                 [  3%]</w:t>
             </w:r>
           </w:p>
           <w:p>
@@ -9181,7 +9181,7 @@
               <w:ind w:left="480" w:hanging="480"/>
             </w:pPr>
             <w:r>
-              <w:t>test_requests_without_token_are_rejected PASSED       [ 14%]</w:t>
+              <w:t>test_requests_without_token_are_rejected PASSED       [  6%]</w:t>
             </w:r>
           </w:p>
           <w:p>
@@ -9190,7 +9190,7 @@
               <w:ind w:left="480" w:hanging="480"/>
             </w:pPr>
             <w:r>
-              <w:t>test_me_returns_role PASSED                           [ 21%]</w:t>
+              <w:t>test_me_returns_role PASSED                           [ 10%]</w:t>
             </w:r>
           </w:p>
           <w:p>
@@ -9199,7 +9199,7 @@
               <w:ind w:left="480" w:hanging="480"/>
             </w:pPr>
             <w:r>
-              <w:t>test_staff_can_read_but_not_modify PASSED             [ 28%]</w:t>
+              <w:t>test_staff_can_read_but_not_modify PASSED             [ 13%]</w:t>
             </w:r>
           </w:p>
           <w:p>
@@ -9208,7 +9208,7 @@
               <w:ind w:left="480" w:hanging="480"/>
             </w:pPr>
             <w:r>
-              <w:t>test_add_update_and_delete_film PASSED                [ 35%]</w:t>
+              <w:t>test_add_update_and_delete_film PASSED                [ 17%]</w:t>
             </w:r>
           </w:p>
           <w:p>
@@ -9217,7 +9217,7 @@
               <w:ind w:left="480" w:hanging="480"/>
             </w:pPr>
             <w:r>
-              <w:t>test_deleting_film_deletes_its_screenings PASSED      [ 42%]</w:t>
+              <w:t>test_deleting_film_deletes_its_screenings PASSED      [ 20%]</w:t>
             </w:r>
           </w:p>
           <w:p>
@@ -9226,7 +9226,7 @@
               <w:ind w:left="480" w:hanging="480"/>
             </w:pPr>
             <w:r>
-              <w:t>test_invalid_data_is_rejected PASSED                  [ 50%]</w:t>
+              <w:t>test_invalid_data_is_rejected PASSED                  [ 24%]</w:t>
             </w:r>
           </w:p>
           <w:p>
@@ -9235,7 +9235,7 @@
               <w:ind w:left="480" w:hanging="480"/>
             </w:pPr>
             <w:r>
-              <w:t>test_screening_hall_must_exist PASSED                 [ 57%]</w:t>
+              <w:t>test_screening_hall_must_exist PASSED                 [ 27%]</w:t>
             </w:r>
           </w:p>
           <w:p>
@@ -9244,7 +9244,7 @@
               <w:ind w:left="480" w:hanging="480"/>
             </w:pPr>
             <w:r>
-              <w:t>test_two_screenings_in_same_hall_at_same_time PASSED  [ 64%]</w:t>
+              <w:t>test_two_screenings_in_same_hall_at_same_time PASSED  [ 31%]</w:t>
             </w:r>
           </w:p>
           <w:p>
@@ -9253,7 +9253,7 @@
               <w:ind w:left="480" w:hanging="480"/>
             </w:pPr>
             <w:r>
-              <w:t>test_sell_tickets PASSED                              [ 71%]</w:t>
+              <w:t>test_sell_tickets PASSED                              [ 34%]</w:t>
             </w:r>
           </w:p>
           <w:p>
@@ -9262,7 +9262,7 @@
               <w:ind w:left="480" w:hanging="480"/>
             </w:pPr>
             <w:r>
-              <w:t>test_cinema_repertoire_shows_only_upcoming PASSED     [ 78%]</w:t>
+              <w:t>test_cinema_repertoire_shows_only_upcoming PASSED     [ 37%]</w:t>
             </w:r>
           </w:p>
           <w:p>
@@ -9271,7 +9271,7 @@
               <w:ind w:left="480" w:hanging="480"/>
             </w:pPr>
             <w:r>
-              <w:t>test_cinemas_by_genre PASSED                          [ 85%]</w:t>
+              <w:t>test_cinemas_by_genre PASSED                          [ 41%]</w:t>
             </w:r>
           </w:p>
           <w:p>
@@ -9280,7 +9280,7 @@
               <w:ind w:left="480" w:hanging="480"/>
             </w:pPr>
             <w:r>
-              <w:t>test_session_free_seats_and_price PASSED              [ 92%]</w:t>
+              <w:t>test_session_free_seats_and_price PASSED              [ 44%]</w:t>
             </w:r>
           </w:p>
           <w:p>
@@ -9289,7 +9289,7 @@
               <w:ind w:left="480" w:hanging="480"/>
             </w:pPr>
             <w:r>
-              <w:t>test_films_by_director_only_shown_ones PASSED         [100%]</w:t>
+              <w:t>test_films_by_director_only_shown_ones PASSED         [ 48%]</w:t>
             </w:r>
           </w:p>
           <w:p>
@@ -9298,6 +9298,141 @@
               <w:ind w:left="480" w:hanging="480"/>
             </w:pPr>
             <w:r>
+              <w:t>test_assistant_requires_login PASSED            [ 51%]</w:t>
+            </w:r>
+          </w:p>
+          <w:p>
+            <w:pPr>
+              <w:pStyle w:val="Листинг"/>
+              <w:ind w:left="480" w:hanging="480"/>
+            </w:pPr>
+            <w:r>
+              <w:t>test_extract_date_time_count_genre PASSED       [ 55%]</w:t>
+            </w:r>
+          </w:p>
+          <w:p>
+            <w:pPr>
+              <w:pStyle w:val="Листинг"/>
+              <w:ind w:left="480" w:hanging="480"/>
+            </w:pPr>
+            <w:r>
+              <w:t>test_help PASSED                                [ 58%]</w:t>
+            </w:r>
+          </w:p>
+          <w:p>
+            <w:pPr>
+              <w:pStyle w:val="Листинг"/>
+              <w:ind w:left="480" w:hanging="480"/>
+            </w:pPr>
+            <w:r>
+              <w:t>test_unknown_falls_back_to_help PASSED          [ 62%]</w:t>
+            </w:r>
+          </w:p>
+          <w:p>
+            <w:pPr>
+              <w:pStyle w:val="Листинг"/>
+              <w:ind w:left="480" w:hanging="480"/>
+            </w:pPr>
+            <w:r>
+              <w:t>test_list_cinemas PASSED                        [ 65%]</w:t>
+            </w:r>
+          </w:p>
+          <w:p>
+            <w:pPr>
+              <w:pStyle w:val="Листинг"/>
+              <w:ind w:left="480" w:hanging="480"/>
+            </w:pPr>
+            <w:r>
+              <w:t>test_cinemas_by_genre PASSED                    [ 68%]</w:t>
+            </w:r>
+          </w:p>
+          <w:p>
+            <w:pPr>
+              <w:pStyle w:val="Листинг"/>
+              <w:ind w:left="480" w:hanging="480"/>
+            </w:pPr>
+            <w:r>
+              <w:t>test_cinemas_by_genre_empty PASSED              [ 72%]</w:t>
+            </w:r>
+          </w:p>
+          <w:p>
+            <w:pPr>
+              <w:pStyle w:val="Листинг"/>
+              <w:ind w:left="480" w:hanging="480"/>
+            </w:pPr>
+            <w:r>
+              <w:t>test_repertoire_by_cinema_name_in_prepositional_case PASSED [ 75%]</w:t>
+            </w:r>
+          </w:p>
+          <w:p>
+            <w:pPr>
+              <w:pStyle w:val="Листинг"/>
+              <w:ind w:left="480" w:hanging="480"/>
+            </w:pPr>
+            <w:r>
+              <w:t>test_films_by_director_in_genitive PASSED       [ 79%]</w:t>
+            </w:r>
+          </w:p>
+          <w:p>
+            <w:pPr>
+              <w:pStyle w:val="Листинг"/>
+              <w:ind w:left="480" w:hanging="480"/>
+            </w:pPr>
+            <w:r>
+              <w:t>test_free_seats_at_session PASSED               [ 82%]</w:t>
+            </w:r>
+          </w:p>
+          <w:p>
+            <w:pPr>
+              <w:pStyle w:val="Листинг"/>
+              <w:ind w:left="480" w:hanging="480"/>
+            </w:pPr>
+            <w:r>
+              <w:t>test_price_at_session PASSED                    [ 86%]</w:t>
+            </w:r>
+          </w:p>
+          <w:p>
+            <w:pPr>
+              <w:pStyle w:val="Листинг"/>
+              <w:ind w:left="480" w:hanging="480"/>
+            </w:pPr>
+            <w:r>
+              <w:t>test_sell_tickets_reduces_free_seats PASSED     [ 89%]</w:t>
+            </w:r>
+          </w:p>
+          <w:p>
+            <w:pPr>
+              <w:pStyle w:val="Листинг"/>
+              <w:ind w:left="480" w:hanging="480"/>
+            </w:pPr>
+            <w:r>
+              <w:t>test_sell_rejects_without_free_seats PASSED     [ 93%]</w:t>
+            </w:r>
+          </w:p>
+          <w:p>
+            <w:pPr>
+              <w:pStyle w:val="Листинг"/>
+              <w:ind w:left="480" w:hanging="480"/>
+            </w:pPr>
+            <w:r>
+              <w:t>test_sell_asks_for_missing_fields PASSED        [ 96%]</w:t>
+            </w:r>
+          </w:p>
+          <w:p>
+            <w:pPr>
+              <w:pStyle w:val="Листинг"/>
+              <w:ind w:left="480" w:hanging="480"/>
+            </w:pPr>
+            <w:r>
+              <w:t>test_assistant_respects_staff_permissions PASSED [100%]</w:t>
+            </w:r>
+          </w:p>
+          <w:p>
+            <w:pPr>
+              <w:pStyle w:val="Листинг"/>
+              <w:ind w:left="480" w:hanging="480"/>
+            </w:pPr>
+            <w:r>
               <w:t xml:space="preserve"> </w:t>
             </w:r>
           </w:p>
@@ -9307,7 +9442,7 @@
               <w:ind w:left="480" w:hanging="480"/>
             </w:pPr>
             <w:r>
-              <w:t>14 passed, 1 warning in 4.43s</w:t>
+              <w:t>29 passed, 1 warning in 20.18s</w:t>
             </w:r>
           </w:p>
         </w:tc>
